--- a/CIS 4374 Homework 4 (Marlon Collins Jr).docx
+++ b/CIS 4374 Homework 4 (Marlon Collins Jr).docx
@@ -26,7 +26,7 @@
           <w:sz w:val="28"/>
           <w:szCs w:val="28"/>
         </w:rPr>
-        <w:t>3</w:t>
+        <w:t>4</w:t>
       </w:r>
     </w:p>
     <w:p>
@@ -44,25 +44,7 @@
           <w:sz w:val="28"/>
           <w:szCs w:val="28"/>
         </w:rPr>
-        <w:t xml:space="preserve">1.The software that I picked to research that already exists in </w:t>
-      </w:r>
-      <w:proofErr w:type="spellStart"/>
-      <w:r>
-        <w:rPr>
-          <w:rFonts w:ascii="Times New Roman" w:hAnsi="Times New Roman" w:cs="Times New Roman"/>
-          <w:sz w:val="28"/>
-          <w:szCs w:val="28"/>
-        </w:rPr>
-        <w:t>TaskMaster</w:t>
-      </w:r>
-      <w:proofErr w:type="spellEnd"/>
-      <w:r>
-        <w:rPr>
-          <w:rFonts w:ascii="Times New Roman" w:hAnsi="Times New Roman" w:cs="Times New Roman"/>
-          <w:sz w:val="28"/>
-          <w:szCs w:val="28"/>
-        </w:rPr>
-        <w:t xml:space="preserve"> Pro</w:t>
+        <w:t>1.The software that I picked to research that already exists in TaskMaster Pro</w:t>
       </w:r>
       <w:r>
         <w:rPr>
@@ -267,43 +249,7 @@
           <w:sz w:val="28"/>
           <w:szCs w:val="28"/>
         </w:rPr>
-        <w:t xml:space="preserve">2. The project was acquired after the fictional company </w:t>
-      </w:r>
-      <w:proofErr w:type="spellStart"/>
-      <w:r>
-        <w:rPr>
-          <w:rFonts w:ascii="Times New Roman" w:hAnsi="Times New Roman" w:cs="Times New Roman"/>
-          <w:sz w:val="28"/>
-          <w:szCs w:val="28"/>
-        </w:rPr>
-        <w:t>NovaTech</w:t>
-      </w:r>
-      <w:proofErr w:type="spellEnd"/>
-      <w:r>
-        <w:rPr>
-          <w:rFonts w:ascii="Times New Roman" w:hAnsi="Times New Roman" w:cs="Times New Roman"/>
-          <w:sz w:val="28"/>
-          <w:szCs w:val="28"/>
-        </w:rPr>
-        <w:t xml:space="preserve"> Solutions, a mid-sized software development firm, responded to a Request for Proposal issued by a client seeking modernization of their internal workflow system. </w:t>
-      </w:r>
-      <w:proofErr w:type="spellStart"/>
-      <w:r>
-        <w:rPr>
-          <w:rFonts w:ascii="Times New Roman" w:hAnsi="Times New Roman" w:cs="Times New Roman"/>
-          <w:sz w:val="28"/>
-          <w:szCs w:val="28"/>
-        </w:rPr>
-        <w:t>NovaTech</w:t>
-      </w:r>
-      <w:proofErr w:type="spellEnd"/>
-      <w:r>
-        <w:rPr>
-          <w:rFonts w:ascii="Times New Roman" w:hAnsi="Times New Roman" w:cs="Times New Roman"/>
-          <w:sz w:val="28"/>
-          <w:szCs w:val="28"/>
-        </w:rPr>
-        <w:t xml:space="preserve"> was selected due to its strong track record in custom enterprise applications and its reputation for delivering scalable user-friendly solutions.</w:t>
+        <w:t>2. The project was acquired after the fictional company NovaTech Solutions, a mid-sized software development firm, responded to a Request for Proposal issued by a client seeking modernization of their internal workflow system. NovaTech was selected due to its strong track record in custom enterprise applications and its reputation for delivering scalable user-friendly solutions.</w:t>
       </w:r>
     </w:p>
     <w:p>
@@ -6411,6 +6357,7 @@
   <w:style w:type="character" w:default="1" w:styleId="DefaultParagraphFont">
     <w:name w:val="Default Paragraph Font"/>
     <w:uiPriority w:val="1"/>
+    <w:semiHidden/>
     <w:unhideWhenUsed/>
   </w:style>
   <w:style w:type="table" w:default="1" w:styleId="TableNormal">
